--- a/docs/legal/docx/19-site-checkbox-texts.docx
+++ b/docs/legal/docx/19-site-checkbox-texts.docx
@@ -30,7 +30,7 @@
         <w:t>Редакция:</w:t>
       </w:r>
       <w:r>
-        <w:t xml:space="preserve"> 1.0 от 31 июля 2026 года</w:t>
+        <w:t xml:space="preserve"> 3.0 от 18 августа 2026 года</w:t>
       </w:r>
     </w:p>
     <w:p>
@@ -52,29 +52,29 @@
         <w:t>Оператор:</w:t>
       </w:r>
       <w:r>
-        <w:t xml:space="preserve"> Абдулкадыров Дук-Ваха Магомедович, адрес: ул. Т. Л. Алиева, 69 [УКАЗАТЬ ИНДЕКС, НАСЕЛЁННЫЙ ПУНКТ, РЕГИОН], email: studiacatalog@outlook.com</w:t>
+        <w:t xml:space="preserve"> Абдулкадыров Дук-Ваха Магомедович, плательщик НПД, ИНН 200600136496, дата постановки на учёт 05.08.2026</w:t>
       </w:r>
     </w:p>
     <w:p>
-      <w:pPr>
-        <w:spacing w:before="120" w:after="160"/>
-        <w:ind w:left="255" w:right="113"/>
-      </w:pPr>
       <w:r>
         <w:rPr>
-          <w:color w:val="8B5500"/>
+          <w:b/>
         </w:rPr>
-        <w:t xml:space="preserve">Рабочий проект. До публикации необходимо удалить все метки </w:t>
+        <w:t>Адрес:</w:t>
       </w:r>
       <w:r>
+        <w:t xml:space="preserve"> Чеченская Республика, Курчалоевский район, село Цоци-Юрт, улица Т. Л. Алиева, дом 69</w:t>
+      </w:r>
+    </w:p>
+    <w:p>
+      <w:r>
         <w:rPr>
-          <w:rFonts w:ascii="Courier New" w:hAnsi="Courier New"/>
-          <w:sz w:val="18"/>
+          <w:b/>
         </w:rPr>
-        <w:t>[ЗАПОЛНИТЬ]</w:t>
+        <w:t>Контакты:</w:t>
       </w:r>
       <w:r>
-        <w:t>, подтвердить российскую инфраструктуру и получить проверку российского юриста.</w:t>
+        <w:t xml:space="preserve"> support@wayyaam.ru; вопросы персональных данных: privacy@wayyaam.ru; +7 928 886-54-70</w:t>
       </w:r>
     </w:p>
     <w:p>
@@ -208,14 +208,14 @@
         <w:pStyle w:val="ListBullet"/>
       </w:pPr>
       <w:r>
-        <w:t xml:space="preserve">До перехода в WhatsApp: «Заказ будет открыт в WhatsApp, иностранном сервисе. Не продолжайте, если не согласны; используйте </w:t>
+        <w:t xml:space="preserve">До перехода в WhatsApp: «Заказ будет открыт в WhatsApp, иностранном сервисе. Не продолжайте, если не согласны; оформите заказ внутри WayYaam или обратитесь в поддержку </w:t>
       </w:r>
       <w:r>
         <w:rPr>
           <w:rFonts w:ascii="Courier New" w:hAnsi="Courier New"/>
           <w:sz w:val="18"/>
         </w:rPr>
-        <w:t>[РОССИЙСКАЯ АЛЬТЕРНАТИВА]</w:t>
+        <w:t>support@wayyaam.ru</w:t>
       </w:r>
       <w:r>
         <w:t>».</w:t>
@@ -226,7 +226,7 @@
         <w:pStyle w:val="Heading1"/>
       </w:pPr>
       <w:r>
-        <w:t>3. Ресторан</w:t>
+        <w:t>3. Бизнес-партнёр</w:t>
       </w:r>
     </w:p>
     <w:p>
@@ -240,7 +240,7 @@
         <w:rPr>
           <w:color w:val="096B58"/>
         </w:rPr>
-        <w:t>оферту для ресторанов (/legal/09-restaurant-offer.html)</w:t>
+        <w:t>универсальную оферту для бизнес-партнёров (/legal/09-restaurant-offer.html)</w:t>
       </w:r>
       <w:r>
         <w:t>».</w:t>
@@ -257,10 +257,18 @@
         <w:rPr>
           <w:color w:val="096B58"/>
         </w:rPr>
-        <w:t>согласие представителя ресторана (/legal/05-restaurant-consent.html)</w:t>
+        <w:t>согласие представителя бизнеса-партнёра (/legal/05-restaurant-consent.html)</w:t>
       </w:r>
       <w:r>
         <w:t>».</w:t>
+      </w:r>
+    </w:p>
+    <w:p>
+      <w:pPr>
+        <w:pStyle w:val="ListBullet"/>
+      </w:pPr>
+      <w:r>
+        <w:t>При индивидуальном тарифе, отдельно: «Подтверждаю Индивидуальные условия № ___ от ___: услуги, цену, расчётный период, срок оплаты и дату начала. Устные переговоры сами по себе цену не изменяют».</w:t>
       </w:r>
     </w:p>
     <w:p>
@@ -367,7 +375,7 @@
         <w:pStyle w:val="ListBullet"/>
       </w:pPr>
       <w:r>
-        <w:t>Рекламный push, отдельно: «Получать акции и рекламу ресторанов» со ссылкой на рекламное согласие.</w:t>
+        <w:t>Рекламный push, отдельно: «Получать акции и рекламу бизнес-партнёров» со ссылкой на рекламное согласие.</w:t>
       </w:r>
     </w:p>
     <w:p>
@@ -405,7 +413,7 @@
       <w:rPr>
         <w:sz w:val="16"/>
       </w:rPr>
-      <w:t>WayYaam · 1.0 · studiacatalog@outlook.com</w:t>
+      <w:t>WayYaam · 3.0 · privacy@wayyaam.ru</w:t>
     </w:r>
   </w:p>
 </w:ftr>
@@ -775,11 +783,11 @@
     <w:qFormat/>
     <w:rsid w:val="00FC693F"/>
     <w:pPr>
-      <w:spacing w:after="120" w:line="264" w:lineRule="auto"/>
+      <w:spacing w:after="100" w:line="252" w:lineRule="auto"/>
     </w:pPr>
     <w:rPr>
       <w:rFonts w:ascii="Arial" w:hAnsi="Arial"/>
-      <w:sz w:val="21"/>
+      <w:sz w:val="20"/>
     </w:rPr>
   </w:style>
   <w:style w:type="paragraph" w:styleId="Header">

--- a/docs/legal/docx/19-site-checkbox-texts.docx
+++ b/docs/legal/docx/19-site-checkbox-texts.docx
@@ -158,7 +158,7 @@
         <w:pStyle w:val="Heading1"/>
       </w:pPr>
       <w:r>
-        <w:t>2. Оформление каждого заказа</w:t>
+        <w:t>2. Оформление заказа при отсутствии актуального согласия</w:t>
       </w:r>
     </w:p>
     <w:p>
@@ -172,10 +172,10 @@
         <w:rPr>
           <w:color w:val="096B58"/>
         </w:rPr>
-        <w:t>согласие на передачу данных выбранному ресторану и назначенному водителю (/legal/08-order-data-transfer-consent.html)</w:t>
+        <w:t>согласие на передачу данных выбранному бизнесу и назначенному водителю (/legal/08-order-data-transfer-consent.html)</w:t>
       </w:r>
       <w:r>
-        <w:t xml:space="preserve"> для исполнения этого заказа».</w:t>
+        <w:t xml:space="preserve"> для исполнения текущего и последующих заказов через мой аккаунт».</w:t>
       </w:r>
     </w:p>
     <w:p>
@@ -193,6 +193,14 @@
       </w:r>
       <w:r>
         <w:t xml:space="preserve"> в части данных этого заказа».</w:t>
+      </w:r>
+    </w:p>
+    <w:p>
+      <w:pPr>
+        <w:pStyle w:val="ListBullet"/>
+      </w:pPr>
+      <w:r>
+        <w:t>Если актуальные редакции уже приняты и не отозваны, повторные checkbox и кнопки согласия не показываются. Они появляются снова после отзыва или публикации новой редакции.</w:t>
       </w:r>
     </w:p>
     <w:p>
@@ -342,7 +350,7 @@
         <w:pStyle w:val="ListBullet"/>
       </w:pPr>
       <w:r>
-        <w:t xml:space="preserve">Баннер: «Мы используем необходимые технологии для входа, корзины и PWA. Аналитика выключена, пока вы её не разрешите. </w:t>
+        <w:t xml:space="preserve">Баннер: «Помочь улучшать WayYaam? Только анонимные просмотры разделов, без данных заказа. </w:t>
       </w:r>
       <w:r>
         <w:rPr>
@@ -359,7 +367,7 @@
         <w:pStyle w:val="ListBullet"/>
       </w:pPr>
       <w:r>
-        <w:t>Кнопки: «Только необходимые» и «Разрешить аналитику»; равная заметность, выбор можно изменить.</w:t>
+        <w:t>Кнопки: «Нет, спасибо» и «Разрешить»; равная заметность, выбор можно изменить.</w:t>
       </w:r>
     </w:p>
     <w:p>
@@ -388,7 +396,7 @@
     </w:p>
     <w:p>
       <w:r>
-        <w:t>Ни один обязательный checkbox не предустановлен. Нельзя объединять оферту, персональные данные и рекламу в один checkbox. Сервер сохраняет subject/document/version/hash/time/source/granted/revoked; localStorage не является достаточным доказательством. Текст и ссылка доступны до действия и с клавиатуры.</w:t>
+        <w:t>Ни один обязательный checkbox не предустановлен. Нельзя объединять оферту, персональные данные и рекламу в один checkbox. Сервер сохраняет subject/document/version/hash/time/source/granted/revoked; localStorage не является достаточным доказательством. Текст и ссылка доступны до действия и с клавиатуры. Повторное подтверждение одной и той же действующей редакции не требуется.</w:t>
       </w:r>
     </w:p>
     <w:sectPr>
